--- a/samples/ups_case_Business_Summary.docx
+++ b/samples/ups_case_Business_Summary.docx
@@ -95,7 +95,7 @@
           <w:szCs w:val="21"/>
           <w:rFonts w:ascii="Arial" w:cs="Arial" w:eastAsia="Arial" w:hAnsi="Arial"/>
         </w:rPr>
-        <w:t xml:space="preserve">The client has engaged an operational review of UPS to identify efficiency, cost, and throughput improvements, with a focus on UPS is deliberately walking away from its largest but lowest margin customer to raise revenue per package. The stated priority is margin turnaround.</w:t>
+        <w:t xml:space="preserve">UPS is deliberately walking away from its largest but lowest margin customer to raise revenue per package. This operational review targets efficiency, cost, and throughput improvements. Stated priority: margin turnaround.</w:t>
       </w:r>
     </w:p>
     <w:p>

--- a/samples/ups_case_Business_Summary.docx
+++ b/samples/ups_case_Business_Summary.docx
@@ -206,7 +206,7 @@
                 <w:szCs w:val="21"/>
                 <w:rFonts w:ascii="Arial" w:cs="Arial" w:eastAsia="Arial" w:hAnsi="Arial"/>
               </w:rPr>
-              <w:t xml:space="preserve">Revenue grew from $142.0M in 2021 to $183.0M in 2024, a healthy 8.8% compound annual growth rate. Management attributes the growth to price and mix rather than volume; validate its durability. See Section 2.</w:t>
+              <w:t xml:space="preserve">Revenue $142.0M (2021) to $183.0M (2024), a 8.8% CAGR; detail in Section 2.</w:t>
             </w:r>
           </w:p>
           <w:p>
@@ -237,7 +237,7 @@
                 <w:szCs w:val="21"/>
                 <w:rFonts w:ascii="Arial" w:cs="Arial" w:eastAsia="Arial" w:hAnsi="Arial"/>
               </w:rPr>
-              <w:t xml:space="preserve">EBITDA margin of 18.7% is within a typical range, with room for operational improvement after close. Note: management describes margin as declining while the provided statements show it rising; reconcile the two views early. See Section 2.</w:t>
+              <w:t xml:space="preserve">EBITDA $34.3M at a 18.7% margin in 2024, within a typical range; detail in Section 2.</w:t>
             </w:r>
           </w:p>
           <w:p>
@@ -299,7 +299,7 @@
                 <w:szCs w:val="21"/>
                 <w:rFonts w:ascii="Arial" w:cs="Arial" w:eastAsia="Arial" w:hAnsi="Arial"/>
               </w:rPr>
-              <w:t xml:space="preserve">Revenue per unit and mix discipline scores highest for this situation on impact and achievability; see the accompanying presentation for the ranked view.</w:t>
+              <w:t xml:space="preserve">Revenue per unit and mix discipline scores highest for this situation on impact and achievability; ranked view in the accompanying presentation.</w:t>
             </w:r>
           </w:p>
         </w:tc>
@@ -736,6 +736,182 @@
                 <w:rFonts w:ascii="Arial" w:cs="Arial" w:eastAsia="Arial" w:hAnsi="Arial"/>
               </w:rPr>
               <w:t xml:space="preserve">199.1</w:t>
+            </w:r>
+          </w:p>
+        </w:tc>
+      </w:tr>
+      <w:tr>
+        <w:tc>
+          <w:tcPr>
+            <w:tcMar>
+              <w:top w:type="dxa" w:w="80"/>
+              <w:left w:type="dxa" w:w="120"/>
+              <w:bottom w:type="dxa" w:w="80"/>
+              <w:right w:type="dxa" w:w="120"/>
+            </w:tcMar>
+          </w:tcPr>
+          <w:p>
+            <w:pPr>
+              <w:spacing w:after="0"/>
+              <w:jc w:val="left"/>
+            </w:pPr>
+            <w:r>
+              <w:rPr>
+                <w:b w:val="false"/>
+                <w:bCs w:val="false"/>
+                <w:i w:val="false"/>
+                <w:iCs w:val="false"/>
+                <w:color w:val="1A1A1A"/>
+                <w:sz w:val="19"/>
+                <w:szCs w:val="19"/>
+                <w:rFonts w:ascii="Arial" w:cs="Arial" w:eastAsia="Arial" w:hAnsi="Arial"/>
+              </w:rPr>
+              <w:t xml:space="preserve">Revenue growth (%)</w:t>
+            </w:r>
+          </w:p>
+        </w:tc>
+        <w:tc>
+          <w:tcPr>
+            <w:tcMar>
+              <w:top w:type="dxa" w:w="80"/>
+              <w:left w:type="dxa" w:w="120"/>
+              <w:bottom w:type="dxa" w:w="80"/>
+              <w:right w:type="dxa" w:w="120"/>
+            </w:tcMar>
+          </w:tcPr>
+          <w:p>
+            <w:pPr>
+              <w:spacing w:after="0"/>
+              <w:jc w:val="right"/>
+            </w:pPr>
+            <w:r>
+              <w:rPr>
+                <w:b w:val="false"/>
+                <w:bCs w:val="false"/>
+                <w:i w:val="false"/>
+                <w:iCs w:val="false"/>
+                <w:color w:val="1A1A1A"/>
+                <w:sz w:val="19"/>
+                <w:szCs w:val="19"/>
+                <w:rFonts w:ascii="Arial" w:cs="Arial" w:eastAsia="Arial" w:hAnsi="Arial"/>
+              </w:rPr>
+              <w:t xml:space="preserve">n/a</w:t>
+            </w:r>
+          </w:p>
+        </w:tc>
+        <w:tc>
+          <w:tcPr>
+            <w:tcMar>
+              <w:top w:type="dxa" w:w="80"/>
+              <w:left w:type="dxa" w:w="120"/>
+              <w:bottom w:type="dxa" w:w="80"/>
+              <w:right w:type="dxa" w:w="120"/>
+            </w:tcMar>
+          </w:tcPr>
+          <w:p>
+            <w:pPr>
+              <w:spacing w:after="0"/>
+              <w:jc w:val="right"/>
+            </w:pPr>
+            <w:r>
+              <w:rPr>
+                <w:b w:val="false"/>
+                <w:bCs w:val="false"/>
+                <w:i w:val="false"/>
+                <w:iCs w:val="false"/>
+                <w:color w:val="1A1A1A"/>
+                <w:sz w:val="19"/>
+                <w:szCs w:val="19"/>
+                <w:rFonts w:ascii="Arial" w:cs="Arial" w:eastAsia="Arial" w:hAnsi="Arial"/>
+              </w:rPr>
+              <w:t xml:space="preserve">8.5%</w:t>
+            </w:r>
+          </w:p>
+        </w:tc>
+        <w:tc>
+          <w:tcPr>
+            <w:tcMar>
+              <w:top w:type="dxa" w:w="80"/>
+              <w:left w:type="dxa" w:w="120"/>
+              <w:bottom w:type="dxa" w:w="80"/>
+              <w:right w:type="dxa" w:w="120"/>
+            </w:tcMar>
+          </w:tcPr>
+          <w:p>
+            <w:pPr>
+              <w:spacing w:after="0"/>
+              <w:jc w:val="right"/>
+            </w:pPr>
+            <w:r>
+              <w:rPr>
+                <w:b w:val="false"/>
+                <w:bCs w:val="false"/>
+                <w:i w:val="false"/>
+                <w:iCs w:val="false"/>
+                <w:color w:val="1A1A1A"/>
+                <w:sz w:val="19"/>
+                <w:szCs w:val="19"/>
+                <w:rFonts w:ascii="Arial" w:cs="Arial" w:eastAsia="Arial" w:hAnsi="Arial"/>
+              </w:rPr>
+              <w:t xml:space="preserve">9.1%</w:t>
+            </w:r>
+          </w:p>
+        </w:tc>
+        <w:tc>
+          <w:tcPr>
+            <w:tcMar>
+              <w:top w:type="dxa" w:w="80"/>
+              <w:left w:type="dxa" w:w="120"/>
+              <w:bottom w:type="dxa" w:w="80"/>
+              <w:right w:type="dxa" w:w="120"/>
+            </w:tcMar>
+          </w:tcPr>
+          <w:p>
+            <w:pPr>
+              <w:spacing w:after="0"/>
+              <w:jc w:val="right"/>
+            </w:pPr>
+            <w:r>
+              <w:rPr>
+                <w:b w:val="false"/>
+                <w:bCs w:val="false"/>
+                <w:i w:val="false"/>
+                <w:iCs w:val="false"/>
+                <w:color w:val="1A1A1A"/>
+                <w:sz w:val="19"/>
+                <w:szCs w:val="19"/>
+                <w:rFonts w:ascii="Arial" w:cs="Arial" w:eastAsia="Arial" w:hAnsi="Arial"/>
+              </w:rPr>
+              <w:t xml:space="preserve">8.9%</w:t>
+            </w:r>
+          </w:p>
+        </w:tc>
+        <w:tc>
+          <w:tcPr>
+            <w:tcMar>
+              <w:top w:type="dxa" w:w="80"/>
+              <w:left w:type="dxa" w:w="120"/>
+              <w:bottom w:type="dxa" w:w="80"/>
+              <w:right w:type="dxa" w:w="120"/>
+            </w:tcMar>
+          </w:tcPr>
+          <w:p>
+            <w:pPr>
+              <w:spacing w:after="0"/>
+              <w:jc w:val="right"/>
+            </w:pPr>
+            <w:r>
+              <w:rPr>
+                <w:b w:val="false"/>
+                <w:bCs w:val="false"/>
+                <w:i w:val="false"/>
+                <w:iCs w:val="false"/>
+                <w:color w:val="1A1A1A"/>
+                <w:sz w:val="19"/>
+                <w:szCs w:val="19"/>
+                <w:rFonts w:ascii="Arial" w:cs="Arial" w:eastAsia="Arial" w:hAnsi="Arial"/>
+              </w:rPr>
+              <w:t xml:space="preserve">8.8%</w:t>
             </w:r>
           </w:p>
         </w:tc>

--- a/samples/ups_case_Business_Summary.docx
+++ b/samples/ups_case_Business_Summary.docx
@@ -206,7 +206,7 @@
                 <w:szCs w:val="21"/>
                 <w:rFonts w:ascii="Arial" w:cs="Arial" w:eastAsia="Arial" w:hAnsi="Arial"/>
               </w:rPr>
-              <w:t xml:space="preserve">Revenue $142.0M (2021) to $183.0M (2024), a 8.8% CAGR; detail in Section 2.</w:t>
+              <w:t xml:space="preserve">Revenue $142.0M (2021) to $183.0M (2024), an 8.8% CAGR; detail in Section 2.</w:t>
             </w:r>
           </w:p>
           <w:p>
@@ -237,7 +237,7 @@
                 <w:szCs w:val="21"/>
                 <w:rFonts w:ascii="Arial" w:cs="Arial" w:eastAsia="Arial" w:hAnsi="Arial"/>
               </w:rPr>
-              <w:t xml:space="preserve">EBITDA $34.3M at a 18.7% margin in 2024, within a typical range; detail in Section 2.</w:t>
+              <w:t xml:space="preserve">EBITDA $34.3M at an 18.7% margin in 2024, within a typical range; detail in Section 2.</w:t>
             </w:r>
           </w:p>
           <w:p>
@@ -299,7 +299,7 @@
                 <w:szCs w:val="21"/>
                 <w:rFonts w:ascii="Arial" w:cs="Arial" w:eastAsia="Arial" w:hAnsi="Arial"/>
               </w:rPr>
-              <w:t xml:space="preserve">Revenue per unit and mix discipline scores highest for this situation on impact and achievability; ranked view in the accompanying presentation.</w:t>
+              <w:t xml:space="preserve">"Revenue per unit and mix discipline" scores highest for this situation on impact and achievability; ranked view in the accompanying presentation.</w:t>
             </w:r>
           </w:p>
         </w:tc>

--- a/samples/ups_case_Business_Summary.docx
+++ b/samples/ups_case_Business_Summary.docx
@@ -1910,7 +1910,7 @@
                 <w:szCs w:val="19"/>
                 <w:rFonts w:ascii="Arial" w:cs="Arial" w:eastAsia="Arial" w:hAnsi="Arial"/>
               </w:rPr>
-              <w:t xml:space="preserve">Chief Financial Officer</w:t>
+              <w:t xml:space="preserve">Chair of the Board</w:t>
             </w:r>
           </w:p>
         </w:tc>
@@ -1968,7 +1968,7 @@
                 <w:szCs w:val="19"/>
                 <w:rFonts w:ascii="Arial" w:cs="Arial" w:eastAsia="Arial" w:hAnsi="Arial"/>
               </w:rPr>
-              <w:t xml:space="preserve">Chief Operating Officer</w:t>
+              <w:t xml:space="preserve">Chief Financial Officer</w:t>
             </w:r>
           </w:p>
         </w:tc>
@@ -2598,7 +2598,7 @@
           <w:szCs w:val="21"/>
           <w:rFonts w:ascii="Arial" w:cs="Arial" w:eastAsia="Arial" w:hAnsi="Arial"/>
         </w:rPr>
-        <w:t xml:space="preserve">Customer concentration: A significant share of revenue depends on a small number of customers; quantify the exposure and the retention plan before anything else.</w:t>
+        <w:t xml:space="preserve">Supplier dependence: map the top suppliers by spend and any single points of failure.</w:t>
       </w:r>
     </w:p>
     <w:p>
@@ -2621,7 +2621,7 @@
           <w:szCs w:val="21"/>
           <w:rFonts w:ascii="Arial" w:cs="Arial" w:eastAsia="Arial" w:hAnsi="Arial"/>
         </w:rPr>
-        <w:t xml:space="preserve">Customer and supplier concentration: confirm the share of revenue tied to the top five relationships.</w:t>
+        <w:t xml:space="preserve">Quality of reported figures: confirm accounting basis, one time items, and any restatements.</w:t>
       </w:r>
     </w:p>
     <w:p>

--- a/samples/ups_case_Business_Summary.docx
+++ b/samples/ups_case_Business_Summary.docx
@@ -2668,7 +2668,7 @@
     <w:sectPr>
       <w:headerReference w:type="default" r:id="rId6"/>
       <w:footerReference w:type="default" r:id="rId7"/>
-      <w:pgSz w:w="11906" w:h="16838" w:orient="portrait"/>
+      <w:pgSz w:w="12240" w:h="15840" w:orient="portrait"/>
       <w:pgMar w:top="1440" w:right="1440" w:bottom="1440" w:left="1440" w:header="708" w:footer="708" w:gutter="0"/>
       <w:pgNumType/>
       <w:docGrid w:linePitch="360"/>
